--- a/QED Course/Lesson 71 Ward Identities.docx
+++ b/QED Course/Lesson 71 Ward Identities.docx
@@ -1995,16 +1995,7 @@
     </w:p>
     <w:p>
       <w:r>
-        <w:t>Contracted with ℳ^μℳ^ν</w:t>
-      </w:r>
-      <w:r>
-        <w:rPr>
-          <w:i/>
-        </w:rPr>
-        <w:t>, the extra terms contain k_μℳ^μ or k_νℳ^ν</w:t>
-      </w:r>
-      <w:r>
-        <w:t>, and both vanish by the Ward identity. This justifies Lesson 51's replacement of the physical sum by −g_μν, provided the Ward identity holds for ℳ, which requires the full gauge-invariant set of diagrams.</w:t>
+        <w:t>Contracted with ℳ^μℳ^ν*, the extra terms contain k_μℳ^μ or k_νℳ^ν*, and both vanish by the Ward identity. This justifies Lesson 51's replacement of the physical sum by −g_μν, provided the Ward identity holds for ℳ, which requires the full gauge-invariant set of diagrams.</w:t>
       </w:r>
     </w:p>
     <w:p>
@@ -3039,25 +3030,7 @@
         <w:t xml:space="preserve"> </w:t>
       </w:r>
       <w:r>
-        <w:t>The direct diagram is (ie)²ε′</w:t>
-      </w:r>
-      <w:r>
-        <w:rPr>
-          <w:i/>
-        </w:rPr>
-        <w:t>_ν ū(p′)γ^ν S(p+k)k̸u(p) = (ie)²ε′</w:t>
-      </w:r>
-      <w:r>
-        <w:t>_ν ū(p′)γ^ν(i)u(p). The crossed diagram is (ie)²ε′</w:t>
-      </w:r>
-      <w:r>
-        <w:rPr>
-          <w:i/>
-        </w:rPr>
-        <w:t>_ν ū(p′)k̸S(p − k′)γ^ν u(p), and with p − k′ = p′ − k it equals (ie)²ε′</w:t>
-      </w:r>
-      <w:r>
-        <w:t>_ν(−i)ū(p′)γ^ν u(p). The sum is zero.</w:t>
+        <w:t>The direct diagram is (ie)²ε′*_ν ū(p′)γ^ν S(p+k)k̸u(p) = (ie)²ε′*_ν ū(p′)γ^ν(i)u(p). The crossed diagram is (ie)²ε′*_ν ū(p′)k̸S(p − k′)γ^ν u(p), and with p − k′ = p′ − k it equals (ie)²ε′*_ν(−i)ū(p′)γ^ν u(p). The sum is zero.</w:t>
       </w:r>
     </w:p>
     <w:p>
